--- a/backend/data/Kündigung nach TKG Vodafone.docx
+++ b/backend/data/Kündigung nach TKG Vodafone.docx
@@ -1059,19 +1059,7 @@
         <w:rPr>
           <w:rFonts w:ascii="Calibri" w:hAnsi="Calibri" w:cs="Calibri"/>
         </w:rPr>
-        <w:t>1</w:t>
-      </w:r>
-      <w:r>
-        <w:rPr>
-          <w:rFonts w:ascii="Calibri" w:hAnsi="Calibri" w:cs="Calibri"/>
-        </w:rPr>
-        <w:t>.</w:t>
-      </w:r>
-      <w:r>
-        <w:rPr>
-          <w:rFonts w:ascii="Calibri" w:hAnsi="Calibri" w:cs="Calibri"/>
-        </w:rPr>
-        <w:t>3</w:t>
+        <w:t>2</w:t>
       </w:r>
       <w:r>
         <w:rPr>
@@ -1151,14 +1139,37 @@
         <w:rPr>
           <w:rFonts w:ascii="Calibri" w:hAnsi="Calibri" w:cs="Calibri"/>
         </w:rPr>
-        <w:t>"],</w:t>
+        <w:t>"</w:t>
+      </w:r>
+      <w:r>
+        <w:rPr>
+          <w:rFonts w:ascii="Calibri" w:hAnsi="Calibri" w:cs="Calibri"/>
+        </w:rPr>
+        <w:t>,"</w:t>
+      </w:r>
+      <w:r>
+        <w:rPr>
+          <w:rFonts w:ascii="Calibri" w:hAnsi="Calibri" w:cs="Calibri"/>
+        </w:rPr>
+        <w:t>Mobilfunk</w:t>
+      </w:r>
+      <w:r>
+        <w:rPr>
+          <w:rFonts w:ascii="Calibri" w:hAnsi="Calibri" w:cs="Calibri"/>
+        </w:rPr>
+        <w:t>"</w:t>
+      </w:r>
+      <w:r>
+        <w:rPr>
+          <w:rFonts w:ascii="Calibri" w:hAnsi="Calibri" w:cs="Calibri"/>
+        </w:rPr>
+        <w:t>],</w:t>
       </w:r>
     </w:p>
     <w:p>
       <w:pPr>
         <w:rPr>
           <w:rFonts w:ascii="Calibri" w:hAnsi="Calibri" w:cs="Calibri"/>
-          <w:lang w:val="en-US"/>
         </w:rPr>
       </w:pPr>
       <w:r>
@@ -1170,17 +1181,68 @@
       <w:r>
         <w:rPr>
           <w:rFonts w:ascii="Calibri" w:hAnsi="Calibri" w:cs="Calibri"/>
-          <w:lang w:val="en-US"/>
         </w:rPr>
         <w:t>"provider":["</w:t>
       </w:r>
       <w:r>
         <w:rPr>
           <w:rFonts w:ascii="Calibri" w:hAnsi="Calibri" w:cs="Calibri"/>
-          <w:lang w:val="en-US"/>
         </w:rPr>
         <w:t>Vodafone</w:t>
       </w:r>
+      <w:r>
+        <w:rPr>
+          <w:rFonts w:ascii="Calibri" w:hAnsi="Calibri" w:cs="Calibri"/>
+        </w:rPr>
+        <w:t>"]</w:t>
+      </w:r>
+      <w:r>
+        <w:rPr>
+          <w:rFonts w:ascii="Calibri" w:hAnsi="Calibri" w:cs="Calibri"/>
+        </w:rPr>
+        <w:t>,</w:t>
+      </w:r>
+    </w:p>
+    <w:p>
+      <w:pPr>
+        <w:ind w:firstLine="708"/>
+        <w:rPr>
+          <w:rFonts w:ascii="Calibri" w:hAnsi="Calibri" w:cs="Calibri"/>
+          <w:lang w:val="en-US"/>
+        </w:rPr>
+      </w:pPr>
+      <w:r>
+        <w:rPr>
+          <w:rFonts w:ascii="Calibri" w:hAnsi="Calibri" w:cs="Calibri"/>
+          <w:lang w:val="en-US"/>
+        </w:rPr>
+        <w:t>"</w:t>
+      </w:r>
+      <w:proofErr w:type="spellStart"/>
+      <w:r>
+        <w:rPr>
+          <w:rFonts w:ascii="Calibri" w:hAnsi="Calibri" w:cs="Calibri"/>
+          <w:lang w:val="en-US"/>
+        </w:rPr>
+        <w:t>vertragstyp</w:t>
+      </w:r>
+      <w:proofErr w:type="spellEnd"/>
+      <w:r>
+        <w:rPr>
+          <w:rFonts w:ascii="Calibri" w:hAnsi="Calibri" w:cs="Calibri"/>
+          <w:lang w:val="en-US"/>
+        </w:rPr>
+        <w:t>":["</w:t>
+      </w:r>
+      <w:proofErr w:type="spellStart"/>
+      <w:r>
+        <w:rPr>
+          <w:rFonts w:ascii="Calibri" w:hAnsi="Calibri" w:cs="Calibri"/>
+          <w:lang w:val="en-US"/>
+        </w:rPr>
+        <w:t>Mobilfunk</w:t>
+      </w:r>
+      <w:proofErr w:type="spellEnd"/>
       <w:r>
         <w:rPr>
           <w:rFonts w:ascii="Calibri" w:hAnsi="Calibri" w:cs="Calibri"/>
@@ -1246,7 +1308,23 @@
           <w:rFonts w:ascii="Calibri" w:hAnsi="Calibri" w:cs="Calibri"/>
           <w:lang w:val="en-US"/>
         </w:rPr>
-        <w:t xml:space="preserve">        {"Stammdaten":[</w:t>
+        <w:t xml:space="preserve">        {"</w:t>
+      </w:r>
+      <w:proofErr w:type="spellStart"/>
+      <w:r>
+        <w:rPr>
+          <w:rFonts w:ascii="Calibri" w:hAnsi="Calibri" w:cs="Calibri"/>
+          <w:lang w:val="en-US"/>
+        </w:rPr>
+        <w:t>Stammdaten</w:t>
+      </w:r>
+      <w:proofErr w:type="spellEnd"/>
+      <w:r>
+        <w:rPr>
+          <w:rFonts w:ascii="Calibri" w:hAnsi="Calibri" w:cs="Calibri"/>
+          <w:lang w:val="en-US"/>
+        </w:rPr>
+        <w:t>":[</w:t>
       </w:r>
     </w:p>
     <w:p>
@@ -1439,6 +1517,7 @@
         <w:rPr>
           <w:rFonts w:ascii="Calibri" w:hAnsi="Calibri" w:cs="Calibri"/>
         </w:rPr>
+        <w:lastRenderedPageBreak/>
         <w:t>{"Zusatzfelder":[</w:t>
       </w:r>
     </w:p>
@@ -1452,7 +1531,6 @@
         <w:rPr>
           <w:rFonts w:ascii="Calibri" w:hAnsi="Calibri" w:cs="Calibri"/>
         </w:rPr>
-        <w:lastRenderedPageBreak/>
         <w:t xml:space="preserve">                ["Handynummer_2"]</w:t>
       </w:r>
     </w:p>

--- a/backend/data/Kündigung nach TKG Vodafone.docx
+++ b/backend/data/Kündigung nach TKG Vodafone.docx
@@ -621,7 +621,13 @@
         <w:rPr>
           <w:rFonts w:ascii="Calibri" w:hAnsi="Calibri" w:cs="Calibri"/>
         </w:rPr>
-        <w:t xml:space="preserve">Hiermit kündige ich, {{Vorname}} {{ Name }}, meinen </w:t>
+        <w:t>h</w:t>
+      </w:r>
+      <w:r>
+        <w:rPr>
+          <w:rFonts w:ascii="Calibri" w:hAnsi="Calibri" w:cs="Calibri"/>
+        </w:rPr>
+        <w:t xml:space="preserve">iermit kündige ich, {{Vorname}} {{ Name }}, meinen </w:t>
       </w:r>
       <w:r>
         <w:rPr>
@@ -633,7 +639,19 @@
         <w:rPr>
           <w:rFonts w:ascii="Calibri" w:hAnsi="Calibri" w:cs="Calibri"/>
         </w:rPr>
-        <w:t xml:space="preserve"> {{ Vertragstyp }} Vertrag mit allen dazugehörigen Bestandteilen unter den folgenden Daten:</w:t>
+        <w:t>{% if Vertragstyp %} {{ Vertragstyp }}{% endif %}</w:t>
+      </w:r>
+      <w:r>
+        <w:rPr>
+          <w:rFonts w:ascii="Calibri" w:hAnsi="Calibri" w:cs="Calibri"/>
+        </w:rPr>
+        <w:t xml:space="preserve"> </w:t>
+      </w:r>
+      <w:r>
+        <w:rPr>
+          <w:rFonts w:ascii="Calibri" w:hAnsi="Calibri" w:cs="Calibri"/>
+        </w:rPr>
+        <w:t>Vertrag mit allen dazugehörigen Bestandteilen unter den folgenden Daten:</w:t>
       </w:r>
       <w:r>
         <w:rPr>
@@ -1065,6 +1083,12 @@
         <w:rPr>
           <w:rFonts w:ascii="Calibri" w:hAnsi="Calibri" w:cs="Calibri"/>
         </w:rPr>
+        <w:t>.2</w:t>
+      </w:r>
+      <w:r>
+        <w:rPr>
+          <w:rFonts w:ascii="Calibri" w:hAnsi="Calibri" w:cs="Calibri"/>
+        </w:rPr>
         <w:t>","creator":"Yuvraj",</w:t>
       </w:r>
     </w:p>
@@ -1208,60 +1232,24 @@
         <w:ind w:firstLine="708"/>
         <w:rPr>
           <w:rFonts w:ascii="Calibri" w:hAnsi="Calibri" w:cs="Calibri"/>
-          <w:lang w:val="en-US"/>
         </w:rPr>
       </w:pPr>
       <w:r>
         <w:rPr>
           <w:rFonts w:ascii="Calibri" w:hAnsi="Calibri" w:cs="Calibri"/>
-          <w:lang w:val="en-US"/>
-        </w:rPr>
-        <w:t>"</w:t>
-      </w:r>
-      <w:proofErr w:type="spellStart"/>
-      <w:r>
-        <w:rPr>
-          <w:rFonts w:ascii="Calibri" w:hAnsi="Calibri" w:cs="Calibri"/>
-          <w:lang w:val="en-US"/>
-        </w:rPr>
-        <w:t>vertragstyp</w:t>
-      </w:r>
-      <w:proofErr w:type="spellEnd"/>
-      <w:r>
-        <w:rPr>
-          <w:rFonts w:ascii="Calibri" w:hAnsi="Calibri" w:cs="Calibri"/>
-          <w:lang w:val="en-US"/>
-        </w:rPr>
-        <w:t>":["</w:t>
-      </w:r>
-      <w:proofErr w:type="spellStart"/>
-      <w:r>
-        <w:rPr>
-          <w:rFonts w:ascii="Calibri" w:hAnsi="Calibri" w:cs="Calibri"/>
-          <w:lang w:val="en-US"/>
-        </w:rPr>
-        <w:t>Mobilfunk</w:t>
-      </w:r>
-      <w:proofErr w:type="spellEnd"/>
-      <w:r>
-        <w:rPr>
-          <w:rFonts w:ascii="Calibri" w:hAnsi="Calibri" w:cs="Calibri"/>
-          <w:lang w:val="en-US"/>
-        </w:rPr>
-        <w:t>"]</w:t>
+        </w:rPr>
+        <w:t>"vertragstyp":["Mobilfunk"]</w:t>
       </w:r>
     </w:p>
     <w:p>
       <w:pPr>
         <w:rPr>
           <w:rFonts w:ascii="Calibri" w:hAnsi="Calibri" w:cs="Calibri"/>
-          <w:lang w:val="en-US"/>
         </w:rPr>
       </w:pPr>
       <w:r>
         <w:rPr>
           <w:rFonts w:ascii="Calibri" w:hAnsi="Calibri" w:cs="Calibri"/>
-          <w:lang w:val="en-US"/>
         </w:rPr>
         <w:t xml:space="preserve">        }</w:t>
       </w:r>
@@ -1270,13 +1258,11 @@
       <w:pPr>
         <w:rPr>
           <w:rFonts w:ascii="Calibri" w:hAnsi="Calibri" w:cs="Calibri"/>
-          <w:lang w:val="en-US"/>
         </w:rPr>
       </w:pPr>
       <w:r>
         <w:rPr>
           <w:rFonts w:ascii="Calibri" w:hAnsi="Calibri" w:cs="Calibri"/>
-          <w:lang w:val="en-US"/>
         </w:rPr>
         <w:t xml:space="preserve">    ])%</w:t>
       </w:r>
@@ -1285,13 +1271,11 @@
       <w:pPr>
         <w:rPr>
           <w:rFonts w:ascii="Calibri" w:hAnsi="Calibri" w:cs="Calibri"/>
-          <w:lang w:val="en-US"/>
         </w:rPr>
       </w:pPr>
       <w:r>
         <w:rPr>
           <w:rFonts w:ascii="Calibri" w:hAnsi="Calibri" w:cs="Calibri"/>
-          <w:lang w:val="en-US"/>
         </w:rPr>
         <w:t>}{% set _=layout([</w:t>
       </w:r>
@@ -1300,31 +1284,13 @@
       <w:pPr>
         <w:rPr>
           <w:rFonts w:ascii="Calibri" w:hAnsi="Calibri" w:cs="Calibri"/>
-          <w:lang w:val="en-US"/>
         </w:rPr>
       </w:pPr>
       <w:r>
         <w:rPr>
           <w:rFonts w:ascii="Calibri" w:hAnsi="Calibri" w:cs="Calibri"/>
-          <w:lang w:val="en-US"/>
-        </w:rPr>
-        <w:t xml:space="preserve">        {"</w:t>
-      </w:r>
-      <w:proofErr w:type="spellStart"/>
-      <w:r>
-        <w:rPr>
-          <w:rFonts w:ascii="Calibri" w:hAnsi="Calibri" w:cs="Calibri"/>
-          <w:lang w:val="en-US"/>
-        </w:rPr>
-        <w:t>Stammdaten</w:t>
-      </w:r>
-      <w:proofErr w:type="spellEnd"/>
-      <w:r>
-        <w:rPr>
-          <w:rFonts w:ascii="Calibri" w:hAnsi="Calibri" w:cs="Calibri"/>
-          <w:lang w:val="en-US"/>
-        </w:rPr>
-        <w:t>":[</w:t>
+        </w:rPr>
+        <w:t xml:space="preserve">        {"Stammdaten":[</w:t>
       </w:r>
     </w:p>
     <w:p>
@@ -1336,7 +1302,6 @@
       <w:r>
         <w:rPr>
           <w:rFonts w:ascii="Calibri" w:hAnsi="Calibri" w:cs="Calibri"/>
-          <w:lang w:val="en-US"/>
         </w:rPr>
         <w:t xml:space="preserve">                </w:t>
       </w:r>

--- a/backend/data/Kündigung nach TKG Vodafone.docx
+++ b/backend/data/Kündigung nach TKG Vodafone.docx
@@ -683,7 +683,25 @@
         <w:rPr>
           <w:rFonts w:ascii="Calibri" w:hAnsi="Calibri" w:cs="Calibri"/>
         </w:rPr>
-        <w:t xml:space="preserve">Handynummer: {{ Handynummer }} </w:t>
+        <w:t>Mobilnummer</w:t>
+      </w:r>
+      <w:r>
+        <w:rPr>
+          <w:rFonts w:ascii="Calibri" w:hAnsi="Calibri" w:cs="Calibri"/>
+        </w:rPr>
+        <w:t xml:space="preserve">: {{ </w:t>
+      </w:r>
+      <w:r>
+        <w:rPr>
+          <w:rFonts w:ascii="Calibri" w:hAnsi="Calibri" w:cs="Calibri"/>
+        </w:rPr>
+        <w:t>Mobilnummer</w:t>
+      </w:r>
+      <w:r>
+        <w:rPr>
+          <w:rFonts w:ascii="Calibri" w:hAnsi="Calibri" w:cs="Calibri"/>
+        </w:rPr>
+        <w:t xml:space="preserve"> }} </w:t>
       </w:r>
     </w:p>
     <w:p>
@@ -696,7 +714,19 @@
         <w:rPr>
           <w:rFonts w:ascii="Calibri" w:hAnsi="Calibri" w:cs="Calibri"/>
         </w:rPr>
-        <w:t>{%p if Handynummer_2 %}</w:t>
+        <w:t xml:space="preserve">{%p if </w:t>
+      </w:r>
+      <w:r>
+        <w:rPr>
+          <w:rFonts w:ascii="Calibri" w:hAnsi="Calibri" w:cs="Calibri"/>
+        </w:rPr>
+        <w:t>Mobilnummer</w:t>
+      </w:r>
+      <w:r>
+        <w:rPr>
+          <w:rFonts w:ascii="Calibri" w:hAnsi="Calibri" w:cs="Calibri"/>
+        </w:rPr>
+        <w:t>_2 %}</w:t>
       </w:r>
     </w:p>
     <w:p>
@@ -709,7 +739,25 @@
         <w:rPr>
           <w:rFonts w:ascii="Calibri" w:hAnsi="Calibri" w:cs="Calibri"/>
         </w:rPr>
-        <w:t>Handynummer: {{ Handynummer_2 }}</w:t>
+        <w:t>Mobilnummer</w:t>
+      </w:r>
+      <w:r>
+        <w:rPr>
+          <w:rFonts w:ascii="Calibri" w:hAnsi="Calibri" w:cs="Calibri"/>
+        </w:rPr>
+        <w:t xml:space="preserve">: {{ </w:t>
+      </w:r>
+      <w:r>
+        <w:rPr>
+          <w:rFonts w:ascii="Calibri" w:hAnsi="Calibri" w:cs="Calibri"/>
+        </w:rPr>
+        <w:t>Mobilnummer</w:t>
+      </w:r>
+      <w:r>
+        <w:rPr>
+          <w:rFonts w:ascii="Calibri" w:hAnsi="Calibri" w:cs="Calibri"/>
+        </w:rPr>
+        <w:t>_2 }}</w:t>
       </w:r>
     </w:p>
     <w:p>
@@ -995,7 +1043,19 @@
         <w:rPr>
           <w:rFonts w:ascii="Calibri" w:hAnsi="Calibri" w:cs="Calibri"/>
         </w:rPr>
-        <w:t xml:space="preserve">        {"name":"Handynummer","type":"number"},</w:t>
+        <w:t xml:space="preserve">        {"name":"</w:t>
+      </w:r>
+      <w:r>
+        <w:rPr>
+          <w:rFonts w:ascii="Calibri" w:hAnsi="Calibri" w:cs="Calibri"/>
+        </w:rPr>
+        <w:t>Mobilnummer</w:t>
+      </w:r>
+      <w:r>
+        <w:rPr>
+          <w:rFonts w:ascii="Calibri" w:hAnsi="Calibri" w:cs="Calibri"/>
+        </w:rPr>
+        <w:t>","type":"number"},</w:t>
       </w:r>
     </w:p>
     <w:p>
@@ -1008,7 +1068,19 @@
         <w:rPr>
           <w:rFonts w:ascii="Calibri" w:hAnsi="Calibri" w:cs="Calibri"/>
         </w:rPr>
-        <w:t xml:space="preserve">        {"name":"Handynummer_2","type":"number","optional":1}</w:t>
+        <w:t xml:space="preserve">        {"name":"</w:t>
+      </w:r>
+      <w:r>
+        <w:rPr>
+          <w:rFonts w:ascii="Calibri" w:hAnsi="Calibri" w:cs="Calibri"/>
+        </w:rPr>
+        <w:t>Mobilnummer</w:t>
+      </w:r>
+      <w:r>
+        <w:rPr>
+          <w:rFonts w:ascii="Calibri" w:hAnsi="Calibri" w:cs="Calibri"/>
+        </w:rPr>
+        <w:t>_2","type":"number","optional":1}</w:t>
       </w:r>
     </w:p>
     <w:p>
@@ -1077,13 +1149,7 @@
         <w:rPr>
           <w:rFonts w:ascii="Calibri" w:hAnsi="Calibri" w:cs="Calibri"/>
         </w:rPr>
-        <w:t>2</w:t>
-      </w:r>
-      <w:r>
-        <w:rPr>
-          <w:rFonts w:ascii="Calibri" w:hAnsi="Calibri" w:cs="Calibri"/>
-        </w:rPr>
-        <w:t>.2</w:t>
+        <w:t>3</w:t>
       </w:r>
       <w:r>
         <w:rPr>
@@ -1405,7 +1471,19 @@
         <w:rPr>
           <w:rFonts w:ascii="Calibri" w:hAnsi="Calibri" w:cs="Calibri"/>
         </w:rPr>
-        <w:t>"Handynummer"],</w:t>
+        <w:t>"</w:t>
+      </w:r>
+      <w:r>
+        <w:rPr>
+          <w:rFonts w:ascii="Calibri" w:hAnsi="Calibri" w:cs="Calibri"/>
+        </w:rPr>
+        <w:t>Mobilnummer</w:t>
+      </w:r>
+      <w:r>
+        <w:rPr>
+          <w:rFonts w:ascii="Calibri" w:hAnsi="Calibri" w:cs="Calibri"/>
+        </w:rPr>
+        <w:t>"],</w:t>
       </w:r>
     </w:p>
     <w:p>
@@ -1496,7 +1574,19 @@
         <w:rPr>
           <w:rFonts w:ascii="Calibri" w:hAnsi="Calibri" w:cs="Calibri"/>
         </w:rPr>
-        <w:t xml:space="preserve">                ["Handynummer_2"]</w:t>
+        <w:t xml:space="preserve">                ["</w:t>
+      </w:r>
+      <w:r>
+        <w:rPr>
+          <w:rFonts w:ascii="Calibri" w:hAnsi="Calibri" w:cs="Calibri"/>
+        </w:rPr>
+        <w:t>Mobilnummer</w:t>
+      </w:r>
+      <w:r>
+        <w:rPr>
+          <w:rFonts w:ascii="Calibri" w:hAnsi="Calibri" w:cs="Calibri"/>
+        </w:rPr>
+        <w:t>_2"]</w:t>
       </w:r>
     </w:p>
     <w:p>

--- a/backend/data/Kündigung nach TKG Vodafone.docx
+++ b/backend/data/Kündigung nach TKG Vodafone.docx
@@ -1168,25 +1168,22 @@
         <w:rPr>
           <w:rFonts w:ascii="Calibri" w:hAnsi="Calibri" w:cs="Calibri"/>
         </w:rPr>
-        <w:t xml:space="preserve">            "category":["</w:t>
-      </w:r>
-      <w:r>
-        <w:rPr>
-          <w:rFonts w:ascii="Calibri" w:hAnsi="Calibri" w:cs="Calibri"/>
-        </w:rPr>
-        <w:t>K</w:t>
-      </w:r>
-      <w:r>
-        <w:rPr>
-          <w:rFonts w:ascii="Calibri" w:hAnsi="Calibri" w:cs="Calibri"/>
-        </w:rPr>
-        <w:t>ündigung</w:t>
-      </w:r>
-      <w:r>
-        <w:rPr>
-          <w:rFonts w:ascii="Calibri" w:hAnsi="Calibri" w:cs="Calibri"/>
-        </w:rPr>
-        <w:t>"],</w:t>
+        <w:t xml:space="preserve">            "category":["Kündigung nach TKG"],</w:t>
+      </w:r>
+      <w:r>
+        <w:rPr>
+          <w:rFonts w:ascii="Calibri" w:hAnsi="Calibri" w:cs="Calibri"/>
+        </w:rPr>
+      </w:r>
+      <w:r>
+        <w:rPr>
+          <w:rFonts w:ascii="Calibri" w:hAnsi="Calibri" w:cs="Calibri"/>
+        </w:rPr>
+      </w:r>
+      <w:r>
+        <w:rPr>
+          <w:rFonts w:ascii="Calibri" w:hAnsi="Calibri" w:cs="Calibri"/>
+        </w:rPr>
       </w:r>
     </w:p>
     <w:p>
